--- a/example_articles/countries/Ukraine/1.countries_Ukraine_New_York_Times.docx
+++ b/example_articles/countries/Ukraine/1.countries_Ukraine_New_York_Times.docx
@@ -7,7 +7,7 @@
         <w:pStyle w:val="Heading1"/>
       </w:pPr>
       <w:r>
-        <w:t>NEWS SUMMARY</w:t>
+        <w:t>This Ukrainian Art Just Got More Timely</w:t>
       </w:r>
     </w:p>
     <w:p>
@@ -17,22 +17,22 @@
     </w:p>
     <w:p>
       <w:r>
-        <w:t>Date: 1989-07-26</w:t>
+        <w:t>Date: 2022-03-02</w:t>
       </w:r>
     </w:p>
     <w:p>
       <w:r>
-        <w:t>Section: Section A; Page 2, Column 5; Metropolitan Desk; Summary</w:t>
+        <w:t>Section: Section C; Column 0; The Arts/Cultural Desk; Pg. 7</w:t>
       </w:r>
     </w:p>
     <w:p>
       <w:r>
-        <w:t>Source file: NYT/44.DOCX</w:t>
+        <w:t>Source file: NYT/8.DOCX</w:t>
       </w:r>
     </w:p>
     <w:p>
       <w:r>
-        <w:t>Raw locations result, 'locations': ['Ukraine']</w:t>
+        <w:t>Raw locations result, 'locations': ['Ukraine', 'United States (Florida)']</w:t>
       </w:r>
     </w:p>
     <w:p>
@@ -49,201 +49,54 @@
     </w:p>
     <w:p>
       <w:r>
-        <w:t>New analysis: Soviet entrepreneurs have created huge resentment under the emerging economic order. So new activism among the working class may work to President Gorbachev's disadvantage.    Page A1</w:t>
+        <w:t>A Kyiv couple stage a socially charged exhibition in South Florida as their Voloshyn Gallery back home becomes a bomb shelter.</w:t>
+        <w:br/>
+        <w:t xml:space="preserve">The wife-and-husband gallerists Julia and Max Voloshyn had planned to return to Kyiv last week to open a new show at their space there. But with commercial air traffic halted as Russian troops invaded Ukraine, their stay in Miami -- and the run of their pop-up exhibition there -- was extended. </w:t>
+        <w:br/>
+        <w:t xml:space="preserve">  The show, titled ''The Memory on Her Face,'' features socially charged work by five Ukrainian artists. After arriving in Miami in November to run booths at two of the satellite art fairs held concurrently with Art Basel Miami Beach -- NADA and Untitled Art -- the Voloshyns contracted Covid, postponing their return for a month. By mid-January, with several prominent Ukrainian art collectors coming to Miami in February, they mounted this impromptu show inside a small warehouse in the Allapattah neighborhood, with Untitled's Omar Lopez-Chahoud as the curator.</w:t>
+        <w:br/>
+        <w:t xml:space="preserve">  ''It's a documentation of what has been happening in Ukraine for the last few years,'' explained Julia Voloshyn by phone from the Miami rental, where she, her husband and their small child are staying.</w:t>
+        <w:br/>
+        <w:t xml:space="preserve">  ''We didn't plan it this way, but now with the war, this show is very timely,'' Voloshyn noted, describing its work by Nikita Kadan, Lesia Khomenko, Nikolay Karabinovych, Maria Sulymenko, and Oleksiy Sai.</w:t>
+        <w:br/>
+        <w:t xml:space="preserve">  One of Kadan's pieces features a silk-screened photo of a building in the eastern Donbas region of Ukraine, partially turned to rubble after Russian forces invaded the area in 2014 and continue to support separatists there. The silk-screen is loosely attached to a metal shield, so ''when the air moves it, it captures the fragility of our country, and of our lives,'' Voloshyn continued. ''Now we see the same thing in Kyiv.''</w:t>
+        <w:br/>
+        <w:t xml:space="preserve">  Khomenko's portraits depict ordinary working-class people buffeted by social forces, their bodies straining against the boundaries of the canvases.</w:t>
+        <w:br/>
+        <w:t xml:space="preserve">  A large painting by Sai, from his ''Bombed'' series, may at first appear to be merely a geographic abstraction. But it features a recent satellite image of battle-ravaged areas of the Donbas, overlaid on one of Sai's earlier paintings on aluminum, then attacked with a metal grinder to simulate the craters left behind.</w:t>
+        <w:br/>
+        <w:t xml:space="preserve">  Still, Voloshyn's mind remained focused on her gallery back in Kyiv. Used as a bomb shelter during World War II when the German army besieged the city, it sits beneath a seven-story apartment building. The Voloshyns had transformed it into a chic space, complete with wood flooring and tasteful lighting. Now it was once again a bomb shelter, and Voloshyn had urged her gallery's artists to take refuge there.</w:t>
+        <w:br/>
+        <w:t xml:space="preserve">  On Saturday evening Kadan was hunkered inside the Kyiv gallery with a small group, preparing for the city-ordered, weekend-long curfew. His initial response to the Russian invasion on Thursday had been stoicism. ''I stayed in my apartment and watched old films by Ingmar Bergman,'' he quipped over Zoom. By Friday evening nearby explosions had become too loud to ignore, and he'd moved to the gallery.</w:t>
+        <w:br/>
+        <w:t xml:space="preserve">  ''I have so many historical images in my head that I keep thinking about: Sarajevo in the '90s, Leningrad during World War II,'' he said. ''Sure, now it will be different. War is always contemporary, always different. But it's also always bloody. Already, there is plenty of blood.'' He fixated on the small children holed up in adjoining subterranean bunkers. ''Every time we go out for a cigarette, we see this empty baby stroller,'' he added grimly.</w:t>
+        <w:br/>
+        <w:t xml:space="preserve">  For Kadan, the role of an artist in this situation was clear: ''To be witnesses.'' But he also knew, as Russian troops bore down on Kyiv, that many artists were swapping their pens and brushes for bottles to fashion Molotov cocktails. ''Emotionally, I'm ready. But technically, to be honest, I'm not,'' he explained. ''I've dealt with the reality of war in my art, but I've never held a real weapon in my hands. Maybe I'll throw an empty champagne bottle at the tanks. I don't know.''</w:t>
+        <w:br/>
+        <w:t xml:space="preserve">  Khomenko and her family had also initially taken shelter at the Voloshyn Gallery. An activist during Ukraine's 2014 Maidan revolution, she had been thrilled to see both the military and civilians rally together to resist the current invasion. But Kadan had implored Khomenko to think of her 11-year-old daughter and leave for safer terrain to the west.</w:t>
+        <w:br/>
+        <w:t xml:space="preserve">  There was an hour of tense discussion -- and a heated argument with Khomenko's grandmother, who had lived through Germany's 1941 assault on Kyiv, and absolutely refused to leave the city now. Finally on Friday, before the Ukrainian military began defensively blowing up the city's bridges, Khomenko, her daughter, husband, sister and mother, the mother's cat and Khomenko's dog, all crammed into her aging Czech-built Skoda and sped off to a friend's home in the small western city of Ivano-Frankivsk.</w:t>
+        <w:br/>
+        <w:t xml:space="preserve">  ''I've been driving for more than 24 hours,'' a visibly exhausted Khomenko said via Zoom on Saturday night. To avoid any combat, ''we tried to stay off the main roads between villages, but those back roads are very bad, so it's stressful. It's completely dark, very rough.''</w:t>
+        <w:br/>
+        <w:t xml:space="preserve">  Left behind were the series of sprawling canvases she'd been working on for the past five years -- intended to be unveiled in June at a Kyiv history museum. She'd originally been inspired by her grandfather's sketches of the 1941 German invasion: ''I wanted to compare the real experience of war with the socialist-realist propaganda from the period.'' Except that the comparison had suddenly taken on an all-too-real update. Her mind was already racing as she mused aloud on Russia's recent digital propaganda and the war scenes she'd just seen -- and felt -- firsthand.</w:t>
+        <w:br/>
+        <w:t xml:space="preserve">  ''Painting has its own language with a deep tradition. I want to work with that tradition, to mix socialist realism with internet images, to layer it together and construct a new image,'' she continued before catching herself. She paused and shook her head: ''It's so crazy. We were living so normally, and then we became meat just trying to escape.''</w:t>
+        <w:br/>
+        <w:t xml:space="preserve">  The Memory On Her Face</w:t>
+        <w:br/>
+        <w:t xml:space="preserve">  Through March 28 at 676 NW 23rd St. in Miami. To schedule a free visit, email: voloshyngallery.miami@gmail.com</w:t>
+        <w:br/>
+        <w:br/>
+        <w:t>https://www.nytimes.com/2022/02/28/arts/design/miami-ukrainian-art-show.html</w:t>
+        <w:br/>
+        <w:br/>
+        <w:t>Graphic</w:t>
+        <w:br/>
         <w:br/>
         <w:t xml:space="preserve"> </w:t>
         <w:br/>
-        <w:t>Ukrainian miners returned to work as political groups took President Gorbachev at his word and proposed holding early local elections.    A10</w:t>
-        <w:br/>
-        <w:t xml:space="preserve"> </w:t>
-        <w:br/>
-        <w:t>Pope names the first bishop of Byelorussia in six decades</w:t>
-        <w:br/>
-        <w:t xml:space="preserve">     A10</w:t>
-        <w:br/>
-        <w:t xml:space="preserve"> </w:t>
-        <w:br/>
-        <w:t>Solidarity would not join a coalition with the Communist Party, Lech Walesa said. Instead, it would prepare for the ''inevitable'' day when it would form a government on its own, he said.    A1</w:t>
-        <w:br/>
-        <w:t xml:space="preserve"> </w:t>
-        <w:br/>
-        <w:t>An Arab lawyer met Yitzhak Shamir last week, the lawyer said. He contradicted the claim of Mr. Shamir's aides that the Prime Minister has not been meeting P.L.O. backers.    A9</w:t>
-        <w:br/>
-        <w:t xml:space="preserve"> </w:t>
-        <w:br/>
-        <w:t>Reducing debt in Brazil and Peru remains an uncertain task. The nations are in political transition and unable to carry out I.M.F. plans. They worry they are slipping further behind.    A6</w:t>
-        <w:br/>
-        <w:t xml:space="preserve"> </w:t>
-        <w:br/>
-        <w:t>A new look for Japan's main party? After an election defeat and a year of scandals, the Liberal Democratic Party is being prodded to turn to bolder and fresher leadership.    A11</w:t>
-        <w:br/>
-        <w:t xml:space="preserve"> </w:t>
-        <w:br/>
-        <w:t>The U.S. complained to South Africa that its paramilitary units are intimidating blacks in northern Namibia and imperiling prospects for free elections there, American officials said.    A3</w:t>
-        <w:br/>
-        <w:t xml:space="preserve"> </w:t>
-        <w:br/>
-        <w:t>Cuba wants to work with the U.S. in fighting narcotics trafficking, a senior Cuban official declared.    A3</w:t>
-        <w:br/>
-        <w:t xml:space="preserve"> </w:t>
-        <w:br/>
-        <w:t>Washington has asked Vienna to try to locate a woman who may be a witness in the espionage case against an American diplomat, Administration officials said.    A7</w:t>
-        <w:br/>
-        <w:t xml:space="preserve"> </w:t>
-        <w:br/>
-        <w:t>Talks among Cambodia factions break off in France</w:t>
-        <w:br/>
-        <w:t xml:space="preserve">     A2</w:t>
-        <w:br/>
-        <w:t xml:space="preserve"> </w:t>
-        <w:br/>
-        <w:t>News analysis: Thatcher tactics    A5</w:t>
-        <w:br/>
-        <w:t xml:space="preserve"> </w:t>
-        <w:br/>
-        <w:t>Khashoggi bail is $10 Million    B7</w:t>
-        <w:br/>
-        <w:t xml:space="preserve"> </w:t>
-        <w:br/>
-        <w:t>National    A12-13, B6, D21</w:t>
-        <w:br/>
-        <w:t xml:space="preserve"> </w:t>
-        <w:br/>
-        <w:t>I.R.S. officials engaged in misconduct and breaches of ethical standards in Washington and in regional offices, a House panel said as it completed a yearlong inquiry.    A1</w:t>
-        <w:br/>
-        <w:t xml:space="preserve"> </w:t>
-        <w:br/>
-        <w:t>The Senate voted to delay the B-2 in 1990. It demanded new assurances that the radar-evading plane will perform as advertised and ordered the Pentagon to study the possibility of cutting the proposed fleet.    A1</w:t>
-        <w:br/>
-        <w:t xml:space="preserve"> </w:t>
-        <w:br/>
-        <w:t>House panel votes to cut surtax on Medicare beneficiaries</w:t>
-        <w:br/>
-        <w:t xml:space="preserve">     B6</w:t>
-        <w:br/>
-        <w:t xml:space="preserve"> </w:t>
-        <w:br/>
-        <w:t>Newt Gingrich sent staff members off his Congressional payroll to work in re-election campaigns. He gave them temporary raises when they returned, it was disclosed.    A1</w:t>
-        <w:br/>
-        <w:t xml:space="preserve"> </w:t>
-        <w:br/>
-        <w:t>A 30-month extension of steel quotas that protect the domestic industry from foreign competition was announced by the White House.    A1</w:t>
-        <w:br/>
-        <w:t xml:space="preserve"> </w:t>
-        <w:br/>
-        <w:t>A copyright protection agreement has been reached by record companies and makers of consumer electronics. It clears the way for new home-recording technology to reach the United States.    A1</w:t>
-        <w:br/>
-        <w:t xml:space="preserve"> </w:t>
-        <w:br/>
-        <w:t>Housing officials were lobbied by former Senator George Murphy on behalf of Boston housing projects that later received millions of dollars in aid, documents show.    A1</w:t>
-        <w:br/>
-        <w:t xml:space="preserve"> </w:t>
-        <w:br/>
-        <w:t>Sales of tritium have been suspended while the possible loss of enough tritium to help make a nuclear bomb is being investigated, the Energy Department said.    D21</w:t>
-        <w:br/>
-        <w:t xml:space="preserve"> </w:t>
-        <w:br/>
-        <w:t>Congress ponders pollution exemption for nuclear plant</w:t>
-        <w:br/>
-        <w:t xml:space="preserve">     D21</w:t>
-        <w:br/>
-        <w:t xml:space="preserve"> </w:t>
-        <w:br/>
-        <w:t>A Senate panel voted to ban tankers from areas where oil activity is banned. The move could block California tanker traffic.    A12</w:t>
-        <w:br/>
-        <w:t xml:space="preserve"> </w:t>
-        <w:br/>
-        <w:t>Skinner defends Exxon plan for a halt in Alaska cleanup</w:t>
-        <w:br/>
-        <w:t xml:space="preserve">     A12</w:t>
-        <w:br/>
-        <w:t xml:space="preserve"> </w:t>
-        <w:br/>
-        <w:t>The captain of the jet that crashed in Iowa last Wednesday said as he left the hospital that he never doubted during the emergency that the crew would be able to land the plane.    A12</w:t>
-        <w:br/>
-        <w:t xml:space="preserve"> </w:t>
-        <w:br/>
-        <w:t>Two drugs for irregular heart beats, encainide and flecainide may have caused 2,250 or more deaths in the last two years, a researcher said.    A13</w:t>
-        <w:br/>
-        <w:t xml:space="preserve"> </w:t>
-        <w:br/>
-        <w:t>Which parent gives a gene matters, new studies suggest</w:t>
-        <w:br/>
-        <w:t xml:space="preserve">     A13</w:t>
-        <w:br/>
-        <w:t xml:space="preserve"> </w:t>
-        <w:br/>
-        <w:t>A policy to block the flow of refugees from Central America seeking asylum in the United States may violate the law, a Federal judge ruled.    A12</w:t>
-        <w:br/>
-        <w:t xml:space="preserve"> </w:t>
-        <w:br/>
-        <w:t>In vain search of affordable housing in Washington    A12</w:t>
-        <w:br/>
-        <w:t xml:space="preserve"> </w:t>
-        <w:br/>
-        <w:t>Two charges dropped in an Iran-contra case    B6</w:t>
-        <w:br/>
-        <w:t xml:space="preserve"> </w:t>
-        <w:br/>
-        <w:t>Washington Talk    B6</w:t>
-        <w:br/>
-        <w:t xml:space="preserve"> </w:t>
-        <w:br/>
-        <w:t>Policy: Earned Income Tax Credit gains popularity</w:t>
-        <w:br/>
-        <w:t xml:space="preserve"> </w:t>
-        <w:br/>
-        <w:t>Regional    B1-4</w:t>
-        <w:br/>
-        <w:t xml:space="preserve"> </w:t>
-        <w:br/>
-        <w:t>A man accused as a drug ring chief in Brooklyn was convicted of Federal racketeering charges, including six murders and other crimes.    B1</w:t>
-        <w:br/>
-        <w:t xml:space="preserve"> </w:t>
-        <w:br/>
-        <w:t>With crime a major issue in the New York City mayoral race, candidates face a quandary: How many more police officers can they promise to hire and how would they pay for them?    B1</w:t>
-        <w:br/>
-        <w:t xml:space="preserve"> </w:t>
-        <w:br/>
-        <w:t>Correction officer is charged in murder of two men</w:t>
-        <w:br/>
-        <w:t xml:space="preserve">     B3</w:t>
-        <w:br/>
-        <w:t xml:space="preserve"> </w:t>
-        <w:br/>
-        <w:t>Part-time farming in New Jersey is growing in popularity with people in the Garden State who have succumbed to the lure of the land.    B1</w:t>
-        <w:br/>
-        <w:t xml:space="preserve"> </w:t>
-        <w:br/>
-        <w:t>New Jersey proposes plans to cover chromium sites</w:t>
-        <w:br/>
-        <w:t xml:space="preserve">     B2</w:t>
-        <w:br/>
-        <w:t xml:space="preserve"> </w:t>
-        <w:br/>
-        <w:t>Day-care centers are developing into a range of choices for parents. Though not always perfect, the centers are a start toward meeting the needs of parent and child in the next decade.    B1</w:t>
-        <w:br/>
-        <w:t xml:space="preserve"> </w:t>
-        <w:br/>
-        <w:t>Leona Helmsley's chief aide, Frank Turco, held up sealed envelopes in 1984 and said: ''This is cash. This is what Mrs. Helmsley wants,'' a former Helmsley executive said.    B3</w:t>
-        <w:br/>
-        <w:t xml:space="preserve"> </w:t>
-        <w:br/>
-        <w:t>Rudolph Giuliani pledged pluralism in his leadership and an ''independent reform administration.'' The announcement ended an ideological confrontation within his campaign.    B4</w:t>
-        <w:br/>
-        <w:t xml:space="preserve"> </w:t>
-        <w:br/>
-        <w:t>Koch calls Dinkins indecisive</w:t>
-        <w:br/>
-        <w:t xml:space="preserve">     B4</w:t>
-        <w:br/>
-        <w:t xml:space="preserve"> </w:t>
-        <w:br/>
-        <w:t>The L.I.R.R.'s president resigned and it was announced that the president of Metro-North would assume the duties of the Long Island line's president, Bruce McIver, until a permanent successor could be found.    B3</w:t>
-        <w:br/>
-        <w:t xml:space="preserve"> </w:t>
-        <w:br/>
-        <w:t>Ladybug made New York insect    B3</w:t>
+        <w:t>PHOTOS: Lesia Khomenko paintings and Nikita Kadan sculptures, top, at the Voloshyn Gallery in Miami. Above center, Julia and Maksim Voloshyn with a painting by Oleksiy Sai from the ''Bombed'' series, and a detail, above left. Above right, Kadan's work featuring a building damaged in 2014. (PHOTOGRAPHS BY ALFONSO DURAN FOR THE NEW YORK TIMES)</w:t>
       </w:r>
     </w:p>
     <w:sectPr>
